--- a/docs/development/releases/v1.12.0/sprint-124-word-preview-fidelity/research/corpus/word/02-lists.docx
+++ b/docs/development/releases/v1.12.0/sprint-124-word-preview-fidelity/research/corpus/word/02-lists.docx
@@ -251,10 +251,10 @@
 <file path=word/numbering.xml><?xml version="1.0" encoding="utf-8"?>
 <w:numbering xmlns:wpc="http://schemas.microsoft.com/office/word/2010/wordprocessingCanvas" xmlns:cx="http://schemas.microsoft.com/office/drawing/2014/chartex" xmlns:cx1="http://schemas.microsoft.com/office/drawing/2015/9/8/chartex" xmlns:cx2="http://schemas.microsoft.com/office/drawing/2015/10/21/chartex" xmlns:cx3="http://schemas.microsoft.com/office/drawing/2016/5/9/chartex" xmlns:cx4="http://schemas.microsoft.com/office/drawing/2016/5/10/chartex" xmlns:cx5="http://schemas.microsoft.com/office/drawing/2016/5/11/chartex" xmlns:cx6="http://schemas.microsoft.com/office/drawing/2016/5/12/chartex" xmlns:cx7="http://schemas.microsoft.com/office/drawing/2016/5/13/chartex" xmlns:cx8="http://schemas.microsoft.com/office/drawing/2016/5/14/chartex" xmlns:mc="http://schemas.openxmlformats.org/markup-compatibility/2006" xmlns:m="http://schemas.openxmlformats.org/officeDocument/2006/math" xmlns:aink="http://schemas.microsoft.com/office/drawing/2016/ink" xmlns:am3d="http://schemas.microsoft.com/office/drawing/2017/model3d" xmlns:oel="http://schemas.microsoft.com/office/2019/extlst" xmlns:r="http://schemas.openxmlformats.org/officeDocument/2006/relationships" xmlns:wp14="http://schemas.microsoft.com/office/word/2010/wordprocessingDrawing" xmlns:wp="http://schemas.openxmlformats.org/drawingml/2006/wordprocessingDrawing" xmlns:wpg="http://schemas.microsoft.com/office/word/2010/wordprocessingGroup" xmlns:wpi="http://schemas.microsoft.com/office/word/2010/wordprocessingInk" xmlns:wps="http://schemas.microsoft.com/office/word/2010/wordprocessingShape" xmlns:o="urn:schemas-microsoft-com:office:office" xmlns:v="urn:schemas-microsoft-com:vml" xmlns:w10="urn:schemas-microsoft-com:office:word" xmlns:w="http://schemas.openxmlformats.org/wordprocessingml/2006/main" xmlns:w14="http://schemas.microsoft.com/office/word/2010/wordml" xmlns:w15="http://schemas.microsoft.com/office/word/2012/wordml" xmlns:w16cex="http://schemas.microsoft.com/office/word/2018/wordml/cex" xmlns:w16cid="http://schemas.microsoft.com/office/word/2016/wordml/cid" xmlns:w16="http://schemas.microsoft.com/office/word/2018/wordml" xmlns:w16sdtdh="http://schemas.microsoft.com/office/word/2020/wordml/sdtdatahash" xmlns:w16sdtfl="http://schemas.microsoft.com/office/word/2024/wordml/sdtformatlock" xmlns:w16se="http://schemas.microsoft.com/office/word/2015/wordml/symex" xmlns:w16du="http://schemas.microsoft.com/office/word/2023/wordml/word16du" xmlns:wne="http://schemas.microsoft.com/office/word/2006/wordml" mc:Ignorable="w14 w15 w16se w16cid w16 w16cex w16sdtdh w16sdtfl w16du wp14">
   <w:abstractNum w:abstractNumId="0" w15:restartNumberingAfterBreak="0">
-    <w:nsid w:val="6A6875EF"/>
+    <w:nsid w:val="164B6B14"/>
     <w:multiLevelType w:val="hybridMultilevel"/>
-    <w:tmpl w:val="34726CE4"/>
-    <w:lvl w:ilvl="0" w:tplc="CF0207B0">
+    <w:tmpl w:val="7E9EF990"/>
+    <w:lvl w:ilvl="0" w:tplc="ACF4C136">
       <w:start w:val="1"/>
       <w:numFmt w:val="bullet"/>
       <w:lvlText w:val="●"/>
@@ -263,7 +263,7 @@
         <w:ind w:left="720" w:hanging="360"/>
       </w:pPr>
     </w:lvl>
-    <w:lvl w:ilvl="1" w:tplc="5BD45B8A">
+    <w:lvl w:ilvl="1" w:tplc="EE166AD0">
       <w:start w:val="1"/>
       <w:numFmt w:val="bullet"/>
       <w:lvlText w:val="○"/>
@@ -272,7 +272,7 @@
         <w:ind w:left="1440" w:hanging="360"/>
       </w:pPr>
     </w:lvl>
-    <w:lvl w:ilvl="2" w:tplc="4320A4DC">
+    <w:lvl w:ilvl="2" w:tplc="47144276">
       <w:start w:val="1"/>
       <w:numFmt w:val="bullet"/>
       <w:lvlText w:val="■"/>
@@ -281,7 +281,7 @@
         <w:ind w:left="2160" w:hanging="360"/>
       </w:pPr>
     </w:lvl>
-    <w:lvl w:ilvl="3" w:tplc="0E842C6E">
+    <w:lvl w:ilvl="3" w:tplc="F8B6F336">
       <w:start w:val="1"/>
       <w:numFmt w:val="bullet"/>
       <w:lvlText w:val="●"/>
@@ -290,7 +290,7 @@
         <w:ind w:left="2880" w:hanging="360"/>
       </w:pPr>
     </w:lvl>
-    <w:lvl w:ilvl="4" w:tplc="E53E12C2">
+    <w:lvl w:ilvl="4" w:tplc="0D443E6A">
       <w:start w:val="1"/>
       <w:numFmt w:val="bullet"/>
       <w:lvlText w:val="○"/>
@@ -299,7 +299,7 @@
         <w:ind w:left="3600" w:hanging="360"/>
       </w:pPr>
     </w:lvl>
-    <w:lvl w:ilvl="5" w:tplc="ED42A352">
+    <w:lvl w:ilvl="5" w:tplc="DD440FFC">
       <w:start w:val="1"/>
       <w:numFmt w:val="bullet"/>
       <w:lvlText w:val="■"/>
@@ -308,7 +308,7 @@
         <w:ind w:left="4320" w:hanging="360"/>
       </w:pPr>
     </w:lvl>
-    <w:lvl w:ilvl="6" w:tplc="0882AE94">
+    <w:lvl w:ilvl="6" w:tplc="73B0A7F0">
       <w:start w:val="1"/>
       <w:numFmt w:val="bullet"/>
       <w:lvlText w:val="●"/>
@@ -317,7 +317,7 @@
         <w:ind w:left="5040" w:hanging="360"/>
       </w:pPr>
     </w:lvl>
-    <w:lvl w:ilvl="7" w:tplc="1958ADEC">
+    <w:lvl w:ilvl="7" w:tplc="4FAABDCA">
       <w:start w:val="1"/>
       <w:numFmt w:val="bullet"/>
       <w:lvlText w:val="●"/>
@@ -326,7 +326,7 @@
         <w:ind w:left="5760" w:hanging="360"/>
       </w:pPr>
     </w:lvl>
-    <w:lvl w:ilvl="8" w:tplc="C54EEA0E">
+    <w:lvl w:ilvl="8" w:tplc="665EC55C">
       <w:start w:val="1"/>
       <w:numFmt w:val="bullet"/>
       <w:lvlText w:val="●"/>
@@ -337,10 +337,10 @@
     </w:lvl>
   </w:abstractNum>
   <w:abstractNum w:abstractNumId="1" w15:restartNumberingAfterBreak="0">
-    <w:nsid w:val="6DF50D2E"/>
+    <w:nsid w:val="3E951882"/>
     <w:multiLevelType w:val="hybridMultilevel"/>
-    <w:tmpl w:val="96EEA97A"/>
-    <w:lvl w:ilvl="0" w:tplc="258EFC92">
+    <w:tmpl w:val="E4FE8A1E"/>
+    <w:lvl w:ilvl="0" w:tplc="30CC761A">
       <w:start w:val="1"/>
       <w:numFmt w:val="decimal"/>
       <w:lvlText w:val="%1."/>
@@ -349,7 +349,7 @@
         <w:ind w:left="720" w:hanging="360"/>
       </w:pPr>
     </w:lvl>
-    <w:lvl w:ilvl="1" w:tplc="163AFC94">
+    <w:lvl w:ilvl="1" w:tplc="3D16DBB2">
       <w:start w:val="1"/>
       <w:numFmt w:val="lowerLetter"/>
       <w:lvlText w:val="%2)"/>
@@ -358,7 +358,7 @@
         <w:ind w:left="1440" w:hanging="360"/>
       </w:pPr>
     </w:lvl>
-    <w:lvl w:ilvl="2" w:tplc="856C0FD4">
+    <w:lvl w:ilvl="2" w:tplc="D4B8474C">
       <w:start w:val="1"/>
       <w:numFmt w:val="lowerRoman"/>
       <w:lvlText w:val="%3."/>
@@ -367,50 +367,50 @@
         <w:ind w:left="2160" w:hanging="360"/>
       </w:pPr>
     </w:lvl>
-    <w:lvl w:ilvl="3" w:tplc="943089E6">
+    <w:lvl w:ilvl="3" w:tplc="BD3E7AD6">
       <w:numFmt w:val="decimal"/>
       <w:lvlText w:val=""/>
       <w:lvlJc w:val="left"/>
     </w:lvl>
-    <w:lvl w:ilvl="4" w:tplc="C644D430">
+    <w:lvl w:ilvl="4" w:tplc="CE288E2C">
       <w:numFmt w:val="decimal"/>
       <w:lvlText w:val=""/>
       <w:lvlJc w:val="left"/>
     </w:lvl>
-    <w:lvl w:ilvl="5" w:tplc="CCFEC766">
+    <w:lvl w:ilvl="5" w:tplc="B1E2B030">
       <w:numFmt w:val="decimal"/>
       <w:lvlText w:val=""/>
       <w:lvlJc w:val="left"/>
     </w:lvl>
-    <w:lvl w:ilvl="6" w:tplc="225A48E4">
+    <w:lvl w:ilvl="6" w:tplc="910CFCAA">
       <w:numFmt w:val="decimal"/>
       <w:lvlText w:val=""/>
       <w:lvlJc w:val="left"/>
     </w:lvl>
-    <w:lvl w:ilvl="7" w:tplc="DF38EF32">
+    <w:lvl w:ilvl="7" w:tplc="D16A62A6">
       <w:numFmt w:val="decimal"/>
       <w:lvlText w:val=""/>
       <w:lvlJc w:val="left"/>
     </w:lvl>
-    <w:lvl w:ilvl="8" w:tplc="FCAC07B4">
+    <w:lvl w:ilvl="8" w:tplc="E3888810">
       <w:numFmt w:val="decimal"/>
       <w:lvlText w:val=""/>
       <w:lvlJc w:val="left"/>
     </w:lvl>
   </w:abstractNum>
-  <w:num w:numId="1" w16cid:durableId="2043237425">
+  <w:num w:numId="1" w16cid:durableId="830146968">
     <w:abstractNumId w:val="0"/>
     <w:lvlOverride w:ilvl="0">
       <w:startOverride w:val="1"/>
     </w:lvlOverride>
   </w:num>
-  <w:num w:numId="2" w16cid:durableId="1813716313">
+  <w:num w:numId="2" w16cid:durableId="1056509508">
     <w:abstractNumId w:val="1"/>
     <w:lvlOverride w:ilvl="0">
       <w:startOverride w:val="1"/>
     </w:lvlOverride>
   </w:num>
-  <w:num w:numId="3" w16cid:durableId="2120950675">
+  <w:num w:numId="3" w16cid:durableId="1171942664">
     <w:abstractNumId w:val="1"/>
     <w:lvlOverride w:ilvl="0">
       <w:startOverride w:val="1"/>
